--- a/1150080145 11_cnpm2 BuiThiMyLinh QLDA buoi9.docx
+++ b/1150080145 11_cnpm2 BuiThiMyLinh QLDA buoi9.docx
@@ -4,6 +4,7 @@
   <w:body>
     <w:p>
       <w:pPr>
+        <w:jc w:val="both"/>
         <w:rPr>
           <w:b/>
           <w:bCs/>
@@ -19,6 +20,7 @@
     </w:p>
     <w:p>
       <w:pPr>
+        <w:jc w:val="both"/>
         <w:rPr>
           <w:b/>
           <w:bCs/>
@@ -34,6 +36,7 @@
     </w:p>
     <w:p>
       <w:pPr>
+        <w:jc w:val="both"/>
         <w:rPr>
           <w:b/>
           <w:bCs/>
@@ -49,6 +52,7 @@
     </w:p>
     <w:p>
       <w:pPr>
+        <w:jc w:val="both"/>
         <w:rPr>
           <w:b/>
           <w:bCs/>
@@ -62,789 +66,979 @@
         <w:t>QLDA buoi9</w:t>
       </w:r>
     </w:p>
-    <w:p/>
-    <w:p>
-      <w:r>
-        <w:t>1.1. Tìm hiểu các công cụ xây dựng lược đồ Gantt (2 công cụ)</w:t>
-      </w:r>
-    </w:p>
-    <w:p>
-      <w:r>
-        <w:t>1.1.a. Công cụ 1: TeamGantt</w:t>
-      </w:r>
-    </w:p>
-    <w:p>
-      <w:pPr>
-        <w:numPr>
-          <w:ilvl w:val="0"/>
-          <w:numId w:val="1"/>
-        </w:numPr>
-      </w:pPr>
-      <w:r>
-        <w:t>Tiêu đề: Khảo sát TeamGantt – điểm mạnh/yếu và tình huống dùng.</w:t>
-      </w:r>
-    </w:p>
-    <w:p>
-      <w:pPr>
-        <w:numPr>
-          <w:ilvl w:val="0"/>
-          <w:numId w:val="1"/>
-        </w:numPr>
-      </w:pPr>
-      <w:r>
-        <w:t>Chi tiết:</w:t>
-      </w:r>
-    </w:p>
-    <w:p>
-      <w:pPr>
-        <w:numPr>
-          <w:ilvl w:val="1"/>
-          <w:numId w:val="1"/>
-        </w:numPr>
-      </w:pPr>
-      <w:r>
-        <w:t>Tạo project, thêm nhiệm vụ/phân cấp, kéo thả thanh Gantt; đặt phụ thuộc (FS, SS), mốc (milestone), % hoàn thành.</w:t>
-      </w:r>
-    </w:p>
-    <w:p>
-      <w:pPr>
-        <w:numPr>
-          <w:ilvl w:val="1"/>
-          <w:numId w:val="1"/>
-        </w:numPr>
-      </w:pPr>
-      <w:r>
-        <w:t>Mời thành viên, phân công nguồn lực, theo dõi đường găng (nếu gói hỗ trợ), xuất PDF/ảnh.</w:t>
-      </w:r>
-    </w:p>
-    <w:p>
-      <w:pPr>
-        <w:numPr>
-          <w:ilvl w:val="1"/>
-          <w:numId w:val="1"/>
-        </w:numPr>
-      </w:pPr>
-      <w:r>
-        <w:t>Phù hợp nhóm nhỏ đến vừa, thao tác kéo-thả nhanh, giao diện trực quan.</w:t>
-      </w:r>
-    </w:p>
-    <w:p>
-      <w:pPr>
-        <w:numPr>
-          <w:ilvl w:val="0"/>
-          <w:numId w:val="1"/>
-        </w:numPr>
-      </w:pPr>
-      <w:r>
-        <w:t xml:space="preserve">Ảnh chụp: </w:t>
-      </w:r>
-      <w:r>
-        <w:rPr>
-          <w:i/>
-          <w:iCs/>
-        </w:rPr>
-        <w:t>Hình 2 – Trang tạo project TeamGantt; Hình 3 – Giao diện Gantt có phụ thuộc.</w:t>
-      </w:r>
-    </w:p>
-    <w:p>
-      <w:r>
-        <w:t>1.1.b. Công cụ 2: Instagantt</w:t>
-      </w:r>
-    </w:p>
-    <w:p>
-      <w:pPr>
-        <w:numPr>
-          <w:ilvl w:val="0"/>
-          <w:numId w:val="2"/>
-        </w:numPr>
-      </w:pPr>
-      <w:r>
-        <w:t>Tiêu đề: Khảo sát Instagantt – tính năng chính &amp; hợp tác nhóm.</w:t>
-      </w:r>
-    </w:p>
-    <w:p>
-      <w:pPr>
-        <w:numPr>
-          <w:ilvl w:val="0"/>
-          <w:numId w:val="2"/>
-        </w:numPr>
-      </w:pPr>
-      <w:r>
-        <w:t>Chi tiết:</w:t>
-      </w:r>
-    </w:p>
-    <w:p>
-      <w:pPr>
-        <w:numPr>
-          <w:ilvl w:val="1"/>
-          <w:numId w:val="2"/>
-        </w:numPr>
-      </w:pPr>
-      <w:r>
-        <w:t>Tạo project từ mẫu, nhập WBS, gán start/end, duration, dependency; tạo section/chapter; milestone; baseline (nếu có).</w:t>
-      </w:r>
-    </w:p>
-    <w:p>
-      <w:pPr>
-        <w:numPr>
-          <w:ilvl w:val="1"/>
-          <w:numId w:val="2"/>
-        </w:numPr>
-      </w:pPr>
-      <w:r>
-        <w:t>Theo dõi tiến độ, gán người phụ trách, xem workload, export PNG/PDF.</w:t>
-      </w:r>
-    </w:p>
-    <w:p>
-      <w:pPr>
-        <w:numPr>
-          <w:ilvl w:val="1"/>
-          <w:numId w:val="2"/>
-        </w:numPr>
-      </w:pPr>
-      <w:r>
-        <w:t>Mạnh về cộng tác và đơn giản hóa thao tác, phù hợp làm nhanh bản Gantt chuẩn.</w:t>
-      </w:r>
-    </w:p>
-    <w:p>
-      <w:pPr>
-        <w:numPr>
-          <w:ilvl w:val="0"/>
-          <w:numId w:val="2"/>
-        </w:numPr>
-      </w:pPr>
-      <w:r>
-        <w:t xml:space="preserve">Ảnh chụp: </w:t>
-      </w:r>
-      <w:r>
-        <w:rPr>
-          <w:i/>
-          <w:iCs/>
-        </w:rPr>
-        <w:t>Hình 4 – Tạo project Instagantt; Hình 5 – Biểu đồ Gantt sau khi nhập WBS.</w:t>
-      </w:r>
-    </w:p>
-    <w:p>
-      <w:r>
-        <w:rPr>
-          <w:i/>
-          <w:iCs/>
-        </w:rPr>
-        <w:t>(Nếu lớp yêu cầu chính xác 2 công cụ: dùng 2 mục trên. Nếu muốn ghi ngắn gọn, bạn giữ đúng cấu trúc 3 câu/mục như mình đã làm.)</w:t>
-      </w:r>
-    </w:p>
-    <w:p>
-      <w:r>
-        <w:pict w14:anchorId="54647057">
-          <v:rect id="_x0000_i1037" style="width:0;height:1.5pt" o:hralign="center" o:hrstd="t" o:hr="t" fillcolor="#a0a0a0" stroked="f"/>
-        </w:pict>
-      </w:r>
-    </w:p>
-    <w:p>
-      <w:r>
-        <w:t>1.2. Sử dụng một công cụ đã tìm hiểu để xây dựng lược đồ Gantt theo WBS</w:t>
-      </w:r>
-    </w:p>
-    <w:p>
-      <w:r>
-        <w:t xml:space="preserve">Chọn 1 trong 2: </w:t>
-      </w:r>
-      <w:r>
-        <w:rPr>
-          <w:i/>
-          <w:iCs/>
-        </w:rPr>
-        <w:t>TeamGantt</w:t>
-      </w:r>
-      <w:r>
-        <w:t xml:space="preserve"> hoặc </w:t>
-      </w:r>
-      <w:r>
-        <w:rPr>
-          <w:i/>
-          <w:iCs/>
+    <w:p>
+      <w:pPr>
+        <w:jc w:val="both"/>
+      </w:pPr>
+    </w:p>
+    <w:p>
+      <w:pPr>
+        <w:jc w:val="both"/>
+        <w:rPr>
+          <w:b/>
+          <w:bCs/>
+        </w:rPr>
+      </w:pPr>
+      <w:r>
+        <w:rPr>
+          <w:b/>
+          <w:bCs/>
+        </w:rPr>
+        <w:t>1.1. Tìm hiểu các công cụ xây dựng lược đồ Gantt</w:t>
+      </w:r>
+    </w:p>
+    <w:p>
+      <w:pPr>
+        <w:jc w:val="both"/>
+        <w:rPr>
+          <w:b/>
+          <w:bCs/>
+        </w:rPr>
+      </w:pPr>
+      <w:r>
+        <w:rPr>
+          <w:b/>
+          <w:bCs/>
+        </w:rPr>
+        <w:t>1</w:t>
+      </w:r>
+      <w:r>
+        <w:rPr>
+          <w:b/>
+          <w:bCs/>
+        </w:rPr>
+        <w:t xml:space="preserve">. </w:t>
+      </w:r>
+      <w:r>
+        <w:rPr>
+          <w:b/>
+          <w:bCs/>
         </w:rPr>
         <w:t>Instagantt</w:t>
       </w:r>
-      <w:r>
-        <w:t>. Dưới đây là kịch bản thao tác chuẩn (giữ format 3 câu/mục). Bạn thay tên công cụ cho khớp.</w:t>
-      </w:r>
-    </w:p>
-    <w:p>
-      <w:r>
-        <w:t>1.2.a. Tạo project &amp; nhập WBS</w:t>
-      </w:r>
-    </w:p>
-    <w:p>
-      <w:pPr>
-        <w:numPr>
-          <w:ilvl w:val="0"/>
-          <w:numId w:val="3"/>
-        </w:numPr>
-      </w:pPr>
-      <w:r>
-        <w:t>Tiêu đề: Tạo project mới và nhập cấu trúc WBS.</w:t>
-      </w:r>
-    </w:p>
-    <w:p>
-      <w:pPr>
-        <w:numPr>
-          <w:ilvl w:val="0"/>
-          <w:numId w:val="3"/>
-        </w:numPr>
-      </w:pPr>
-      <w:r>
-        <w:t>Chi tiết:</w:t>
-      </w:r>
-    </w:p>
-    <w:p>
-      <w:pPr>
-        <w:numPr>
-          <w:ilvl w:val="1"/>
-          <w:numId w:val="3"/>
-        </w:numPr>
-      </w:pPr>
-      <w:r>
-        <w:t xml:space="preserve">Vào New Project → đặt tên </w:t>
-      </w:r>
-      <w:r>
-        <w:rPr>
-          <w:i/>
-          <w:iCs/>
-        </w:rPr>
-        <w:t>[Tên dự án]</w:t>
-      </w:r>
-      <w:r>
-        <w:t xml:space="preserve"> → chọn thời gian tổng thể.</w:t>
-      </w:r>
-    </w:p>
-    <w:p>
-      <w:pPr>
-        <w:numPr>
-          <w:ilvl w:val="1"/>
-          <w:numId w:val="3"/>
-        </w:numPr>
-      </w:pPr>
-      <w:r>
-        <w:t>Nhập các Work Packages/Tasks theo WBS (có phân cấp cha/con); đặt Owner (nếu có).</w:t>
-      </w:r>
-    </w:p>
-    <w:p>
-      <w:pPr>
-        <w:numPr>
-          <w:ilvl w:val="1"/>
-          <w:numId w:val="3"/>
-        </w:numPr>
-      </w:pPr>
-      <w:r>
-        <w:t>Lưu project.</w:t>
-      </w:r>
-    </w:p>
-    <w:p>
-      <w:pPr>
-        <w:numPr>
-          <w:ilvl w:val="0"/>
-          <w:numId w:val="3"/>
-        </w:numPr>
-      </w:pPr>
-      <w:r>
-        <w:t xml:space="preserve">Ảnh chụp: </w:t>
-      </w:r>
-      <w:r>
-        <w:rPr>
-          <w:i/>
-          <w:iCs/>
-        </w:rPr>
-        <w:t>Hình 6 – Màn hình project rỗng; Hình 7 – Bảng nhiệm vụ đã nhập WBS.</w:t>
-      </w:r>
-    </w:p>
-    <w:p>
-      <w:r>
-        <w:t>1.2.b. Thiết lập thời lượng, ngày bắt đầu/kết thúc</w:t>
-      </w:r>
-    </w:p>
-    <w:p>
-      <w:pPr>
-        <w:numPr>
-          <w:ilvl w:val="0"/>
-          <w:numId w:val="4"/>
-        </w:numPr>
-      </w:pPr>
-      <w:r>
-        <w:t>Tiêu đề: Khai báo Duration/Start/End cho từng nhiệm vụ.</w:t>
-      </w:r>
-    </w:p>
-    <w:p>
-      <w:pPr>
-        <w:numPr>
-          <w:ilvl w:val="0"/>
-          <w:numId w:val="4"/>
-        </w:numPr>
-      </w:pPr>
-      <w:r>
+    </w:p>
+    <w:p>
+      <w:pPr>
+        <w:jc w:val="both"/>
+        <w:rPr>
+          <w:b/>
+          <w:bCs/>
+        </w:rPr>
+      </w:pPr>
+      <w:r>
+        <w:rPr>
+          <w:b/>
+          <w:bCs/>
+        </w:rPr>
+        <w:drawing>
+          <wp:inline distT="0" distB="0" distL="0" distR="0" wp14:anchorId="3C3B01A9" wp14:editId="0962B776">
+            <wp:extent cx="5972175" cy="2847340"/>
+            <wp:effectExtent l="19050" t="19050" r="28575" b="10160"/>
+            <wp:docPr id="1" name="Picture 1"/>
+            <wp:cNvGraphicFramePr>
+              <a:graphicFrameLocks xmlns:a="http://schemas.openxmlformats.org/drawingml/2006/main" noChangeAspect="1"/>
+            </wp:cNvGraphicFramePr>
+            <a:graphic xmlns:a="http://schemas.openxmlformats.org/drawingml/2006/main">
+              <a:graphicData uri="http://schemas.openxmlformats.org/drawingml/2006/picture">
+                <pic:pic xmlns:pic="http://schemas.openxmlformats.org/drawingml/2006/picture">
+                  <pic:nvPicPr>
+                    <pic:cNvPr id="1" name=""/>
+                    <pic:cNvPicPr/>
+                  </pic:nvPicPr>
+                  <pic:blipFill>
+                    <a:blip r:embed="rId5"/>
+                    <a:stretch>
+                      <a:fillRect/>
+                    </a:stretch>
+                  </pic:blipFill>
+                  <pic:spPr>
+                    <a:xfrm>
+                      <a:off x="0" y="0"/>
+                      <a:ext cx="5972175" cy="2847340"/>
+                    </a:xfrm>
+                    <a:prstGeom prst="rect">
+                      <a:avLst/>
+                    </a:prstGeom>
+                    <a:ln>
+                      <a:solidFill>
+                        <a:schemeClr val="tx1"/>
+                      </a:solidFill>
+                    </a:ln>
+                  </pic:spPr>
+                </pic:pic>
+              </a:graphicData>
+            </a:graphic>
+          </wp:inline>
+        </w:drawing>
+      </w:r>
+    </w:p>
+    <w:p>
+      <w:pPr>
+        <w:jc w:val="both"/>
+        <w:rPr>
+          <w:b/>
+          <w:bCs/>
+        </w:rPr>
+      </w:pPr>
+      <w:r>
+        <w:rPr>
+          <w:b/>
+          <w:bCs/>
+        </w:rPr>
+        <w:t>M</w:t>
+      </w:r>
+      <w:r>
+        <w:rPr>
+          <w:b/>
+          <w:bCs/>
+        </w:rPr>
+        <w:t>ục đích và đối tượng người dùng</w:t>
+      </w:r>
+    </w:p>
+    <w:p>
+      <w:pPr>
+        <w:ind w:firstLine="720"/>
+        <w:jc w:val="both"/>
+      </w:pPr>
+      <w:r>
+        <w:t>Instagantt là một công cụ lập kế hoạch và trực quan hóa tiến độ dự án chuyên biệt bằng biểu đồ Gantt, lý tưởng cho quản lý dự án và các nhóm làm việc quy mô nhỏ đến vừa. Nó được thiết kế để hoạt động hiệu quả cả độc lập lẫn khi tích hợp sâu với Asana. Mục tiêu chính là giúp người dùng dễ dàng theo dõi sự phụ thuộc của các nhiệm vụ, quản lý khối lượng công việc, và giám sát tiến độ một cách trực quan. Điểm mạnh vượt trội là khả năng kéo thả mạnh mẽ, hiển thị Đường găng (Critical Path), và lưu Baseline để so sánh kế hoạch gốc với thực tế.</w:t>
+      </w:r>
+    </w:p>
+    <w:p>
+      <w:pPr>
+        <w:jc w:val="both"/>
+      </w:pPr>
+      <w:r>
+        <w:rPr>
+          <w:b/>
+          <w:bCs/>
+        </w:rPr>
+        <w:t>C</w:t>
+      </w:r>
+      <w:r>
+        <w:rPr>
+          <w:b/>
+          <w:bCs/>
+        </w:rPr>
+        <w:t>ác tính năng chính</w:t>
+      </w:r>
+    </w:p>
+    <w:p>
+      <w:pPr>
+        <w:ind w:firstLine="720"/>
+        <w:jc w:val="both"/>
+      </w:pPr>
+      <w:r>
+        <w:t>Instagantt cho phép thiết lập dự án, Milestone (Cột mốc), và các Dependencies (Mối quan hệ phụ thuộc) giữa các nhiệm vụ. Công việc được quản lý theo cấu trúc cây, có thể gán người phụ trách, ưu tiên, đặt deadline và dùng mã màu để phân loại. Các tính năng quan trọng bao gồm theo dõi tiến độ, báo cáo tổng hợp, khả năng chia sẻ Public Snapshot (ảnh chụp nhanh công khai) và tích hợp liền mạch với Asana để quản lý dự án minh bạch, hiệu quả.</w:t>
+      </w:r>
+    </w:p>
+    <w:p>
+      <w:pPr>
+        <w:ind w:firstLine="720"/>
+        <w:jc w:val="both"/>
+      </w:pPr>
+      <w:r>
+        <w:br/>
+      </w:r>
+    </w:p>
+    <w:p>
+      <w:pPr>
+        <w:spacing w:line="360" w:lineRule="auto"/>
+        <w:ind w:firstLine="851"/>
+        <w:jc w:val="both"/>
+      </w:pPr>
+      <w:r>
+        <w:br w:type="page"/>
+      </w:r>
+    </w:p>
+    <w:p>
+      <w:pPr>
+        <w:ind w:firstLine="720"/>
+        <w:jc w:val="both"/>
+      </w:pPr>
+    </w:p>
+    <w:p>
+      <w:pPr>
+        <w:jc w:val="both"/>
+        <w:rPr>
+          <w:b/>
+          <w:bCs/>
+        </w:rPr>
+      </w:pPr>
+      <w:r>
+        <w:rPr>
+          <w:b/>
+          <w:bCs/>
+        </w:rPr>
+        <w:t>2. Wrike</w:t>
+      </w:r>
+    </w:p>
+    <w:p>
+      <w:pPr>
+        <w:jc w:val="both"/>
+        <w:rPr>
+          <w:b/>
+          <w:bCs/>
+        </w:rPr>
+      </w:pPr>
+      <w:r>
+        <w:rPr>
+          <w:noProof/>
+        </w:rPr>
+        <w:drawing>
+          <wp:inline distT="0" distB="0" distL="0" distR="0" wp14:anchorId="4A792B45" wp14:editId="074E6859">
+            <wp:extent cx="5972175" cy="4343400"/>
+            <wp:effectExtent l="19050" t="19050" r="28575" b="19050"/>
+            <wp:docPr id="2" name="Picture 2" descr="Wrike Gantt Chart View at Marcelene Grant blog"/>
+            <wp:cNvGraphicFramePr>
+              <a:graphicFrameLocks xmlns:a="http://schemas.openxmlformats.org/drawingml/2006/main" noChangeAspect="1"/>
+            </wp:cNvGraphicFramePr>
+            <a:graphic xmlns:a="http://schemas.openxmlformats.org/drawingml/2006/main">
+              <a:graphicData uri="http://schemas.openxmlformats.org/drawingml/2006/picture">
+                <pic:pic xmlns:pic="http://schemas.openxmlformats.org/drawingml/2006/picture">
+                  <pic:nvPicPr>
+                    <pic:cNvPr id="0" name="Picture 17" descr="Wrike Gantt Chart View at Marcelene Grant blog"/>
+                    <pic:cNvPicPr>
+                      <a:picLocks noChangeAspect="1" noChangeArrowheads="1"/>
+                    </pic:cNvPicPr>
+                  </pic:nvPicPr>
+                  <pic:blipFill>
+                    <a:blip r:embed="rId6">
+                      <a:extLst>
+                        <a:ext uri="{28A0092B-C50C-407E-A947-70E740481C1C}">
+                          <a14:useLocalDpi xmlns:a14="http://schemas.microsoft.com/office/drawing/2010/main" val="0"/>
+                        </a:ext>
+                      </a:extLst>
+                    </a:blip>
+                    <a:srcRect/>
+                    <a:stretch>
+                      <a:fillRect/>
+                    </a:stretch>
+                  </pic:blipFill>
+                  <pic:spPr bwMode="auto">
+                    <a:xfrm>
+                      <a:off x="0" y="0"/>
+                      <a:ext cx="5972175" cy="4343400"/>
+                    </a:xfrm>
+                    <a:prstGeom prst="rect">
+                      <a:avLst/>
+                    </a:prstGeom>
+                    <a:ln>
+                      <a:solidFill>
+                        <a:schemeClr val="tx1"/>
+                      </a:solidFill>
+                    </a:ln>
+                  </pic:spPr>
+                </pic:pic>
+              </a:graphicData>
+            </a:graphic>
+          </wp:inline>
+        </w:drawing>
+      </w:r>
+    </w:p>
+    <w:p>
+      <w:pPr>
+        <w:jc w:val="both"/>
+        <w:rPr>
+          <w:b/>
+          <w:bCs/>
+        </w:rPr>
+      </w:pPr>
+      <w:r>
+        <w:rPr>
+          <w:b/>
+          <w:bCs/>
+        </w:rPr>
+        <w:t>M</w:t>
+      </w:r>
+      <w:r>
+        <w:rPr>
+          <w:b/>
+          <w:bCs/>
+        </w:rPr>
+        <w:t>ục đích và đối tượng người dùng</w:t>
+      </w:r>
+    </w:p>
+    <w:p>
+      <w:pPr>
+        <w:ind w:firstLine="720"/>
+        <w:jc w:val="both"/>
+      </w:pPr>
+      <w:r>
+        <w:t>Wrike là một nền tảng quản lý công việc toàn diện, được xây dựng cho các tổ chức quy mô vừa đến lớn cần khả năng mở rộng và quản lý công việc phức tạp. Nó rất phổ biến với các nhóm Marketing, IT và Agency. Wrike hỗ trợ các dự án yêu cầu quy trình tự động hóa, quy trình phê duyệt và quản lý tài nguyên chi tiết. Lợi thế cốt lõi của Wrike là hệ thống Workflow tùy biến, công cụ Proofing và khả năng ứng dụng AI để tăng tốc độ xử lý công việc.</w:t>
+      </w:r>
+    </w:p>
+    <w:p>
+      <w:pPr>
+        <w:jc w:val="both"/>
+        <w:rPr>
+          <w:b/>
+          <w:bCs/>
+        </w:rPr>
+      </w:pPr>
+      <w:r>
+        <w:rPr>
+          <w:b/>
+          <w:bCs/>
+        </w:rPr>
+        <w:t>C</w:t>
+      </w:r>
+      <w:r>
+        <w:rPr>
+          <w:b/>
+          <w:bCs/>
+        </w:rPr>
+        <w:t>ác tính năng chính</w:t>
+      </w:r>
+    </w:p>
+    <w:p>
+      <w:pPr>
+        <w:ind w:firstLine="720"/>
+        <w:jc w:val="both"/>
+      </w:pPr>
+      <w:r>
+        <w:t>Wrike cung cấp đa dạng chế độ xem (View) như Gantt Chart, Board (Kanban), Table và hỗ trợ Blueprint (bản mẫu) cho các dự án lặp lại. Người dùng có thể tạo nhiệm vụ, nhiệm vụ con (subtask), thiết lập Priority (Độ ưu tiên), Deadline, và sử dụng Custom Fields (Trường tùy chỉnh). Hệ thống Dashboard, Resource Planning (Lập kế hoạch Tài nguyên) và báo cáo BI (Business Intelligence) nâng cao giúp theo dõi hiệu suất chi tiết. Ngoài ra, Wrike nổi bật với khả năng tích hợp hơn 400 ứng dụng và cung cấp API mạnh mẽ.</w:t>
+      </w:r>
+    </w:p>
+    <w:p>
+      <w:pPr>
+        <w:jc w:val="both"/>
+      </w:pPr>
+      <w:r>
+        <w:br/>
+      </w:r>
+    </w:p>
+    <w:p>
+      <w:pPr>
+        <w:spacing w:line="360" w:lineRule="auto"/>
+        <w:ind w:firstLine="851"/>
+        <w:jc w:val="both"/>
+      </w:pPr>
+      <w:r>
+        <w:br w:type="page"/>
+      </w:r>
+    </w:p>
+    <w:p>
+      <w:pPr>
+        <w:jc w:val="both"/>
+      </w:pPr>
+    </w:p>
+    <w:p>
+      <w:pPr>
+        <w:jc w:val="both"/>
+        <w:rPr>
+          <w:b/>
+          <w:bCs/>
+        </w:rPr>
+      </w:pPr>
+      <w:r>
+        <w:rPr>
+          <w:b/>
+          <w:bCs/>
+        </w:rPr>
+        <w:t>3. Ứng dụng Quản lý Dự án: Smartsheet</w:t>
+      </w:r>
+    </w:p>
+    <w:p>
+      <w:pPr>
+        <w:jc w:val="both"/>
+        <w:rPr>
+          <w:b/>
+          <w:bCs/>
+        </w:rPr>
+      </w:pPr>
+      <w:r>
+        <w:rPr>
+          <w:noProof/>
+        </w:rPr>
+        <w:drawing>
+          <wp:inline distT="0" distB="0" distL="0" distR="0" wp14:anchorId="64066AA9" wp14:editId="34B70EA5">
+            <wp:extent cx="5972175" cy="3609340"/>
+            <wp:effectExtent l="19050" t="19050" r="28575" b="10160"/>
+            <wp:docPr id="3" name="Picture 3" descr="Gantt Chart Examples"/>
+            <wp:cNvGraphicFramePr>
+              <a:graphicFrameLocks xmlns:a="http://schemas.openxmlformats.org/drawingml/2006/main" noChangeAspect="1"/>
+            </wp:cNvGraphicFramePr>
+            <a:graphic xmlns:a="http://schemas.openxmlformats.org/drawingml/2006/main">
+              <a:graphicData uri="http://schemas.openxmlformats.org/drawingml/2006/picture">
+                <pic:pic xmlns:pic="http://schemas.openxmlformats.org/drawingml/2006/picture">
+                  <pic:nvPicPr>
+                    <pic:cNvPr id="0" name="Picture 19" descr="Gantt Chart Examples"/>
+                    <pic:cNvPicPr>
+                      <a:picLocks noChangeAspect="1" noChangeArrowheads="1"/>
+                    </pic:cNvPicPr>
+                  </pic:nvPicPr>
+                  <pic:blipFill>
+                    <a:blip r:embed="rId7">
+                      <a:extLst>
+                        <a:ext uri="{28A0092B-C50C-407E-A947-70E740481C1C}">
+                          <a14:useLocalDpi xmlns:a14="http://schemas.microsoft.com/office/drawing/2010/main" val="0"/>
+                        </a:ext>
+                      </a:extLst>
+                    </a:blip>
+                    <a:srcRect/>
+                    <a:stretch>
+                      <a:fillRect/>
+                    </a:stretch>
+                  </pic:blipFill>
+                  <pic:spPr bwMode="auto">
+                    <a:xfrm>
+                      <a:off x="0" y="0"/>
+                      <a:ext cx="5972175" cy="3609340"/>
+                    </a:xfrm>
+                    <a:prstGeom prst="rect">
+                      <a:avLst/>
+                    </a:prstGeom>
+                    <a:ln>
+                      <a:solidFill>
+                        <a:schemeClr val="tx1"/>
+                      </a:solidFill>
+                    </a:ln>
+                  </pic:spPr>
+                </pic:pic>
+              </a:graphicData>
+            </a:graphic>
+          </wp:inline>
+        </w:drawing>
+      </w:r>
+    </w:p>
+    <w:p>
+      <w:pPr>
+        <w:jc w:val="both"/>
+        <w:rPr>
+          <w:b/>
+          <w:bCs/>
+        </w:rPr>
+      </w:pPr>
+      <w:r>
+        <w:rPr>
+          <w:b/>
+          <w:bCs/>
+        </w:rPr>
+        <w:t>M</w:t>
+      </w:r>
+      <w:r>
+        <w:rPr>
+          <w:b/>
+          <w:bCs/>
+        </w:rPr>
+        <w:t xml:space="preserve">ục đích và  đối tượng người dùng </w:t>
+      </w:r>
+    </w:p>
+    <w:p>
+      <w:pPr>
+        <w:ind w:firstLine="720"/>
+        <w:jc w:val="both"/>
+      </w:pPr>
+      <w:r>
+        <w:t>Smartsheet được thiết kế đặc biệt cho người dùng đã quen thuộc với giao diện bảng tính (spreadsheet), nhưng muốn nâng cấp khả năng quản lý dữ liệu lên thành mô hình dự án trực quan và tự động hóa cao. Nó phù hợp cho cá nhân, nhóm, hoặc doanh nghiệp lớn cần theo dõi danh mục dự án, quản lý ngân sách, tài sản hoặc quy trình phòng ban. Điểm mạnh lớn nhất của Smartsheet là sự kết hợp giữa giao diện spreadsheet quen thuộc với các công cụ quản lý dự án linh hoạt như Gantt, Kanban và Dashboard.</w:t>
+      </w:r>
+    </w:p>
+    <w:p>
+      <w:pPr>
+        <w:jc w:val="both"/>
+        <w:rPr>
+          <w:b/>
+          <w:bCs/>
+        </w:rPr>
+      </w:pPr>
+      <w:r>
+        <w:rPr>
+          <w:b/>
+          <w:bCs/>
+        </w:rPr>
+        <w:t>C</w:t>
+      </w:r>
+      <w:r>
+        <w:rPr>
+          <w:b/>
+          <w:bCs/>
+        </w:rPr>
+        <w:t>ác tính năng chính</w:t>
+      </w:r>
+    </w:p>
+    <w:p>
+      <w:pPr>
+        <w:ind w:firstLine="720"/>
+        <w:jc w:val="both"/>
+      </w:pPr>
+      <w:r>
+        <w:t>Smartsheet hỗ trợ các chế độ xem Grid (Lưới), Gantt, Card (Kanban) và Calendar. Mỗi hàng trong lưới hoạt động như một nhiệm vụ có thể phân cấp, gán người phụ trách và theo dõi % hoàn thành, được hiển thị trực quan trên Dashboard. Các tính năng Reports (Báo cáo) và Automation (Tự động hóa) là công cụ đắc lực để tổng hợp dữ liệu, gửi thông báo và tự động cập nhật trạng thái. Smartsheet cũng có khả năng tích hợp sâu rộng với các nền tảng phổ biến như Microsoft 365, Google Workspace, Slack và JIRA.</w:t>
+      </w:r>
+    </w:p>
+    <w:p>
+      <w:pPr>
+        <w:spacing w:line="360" w:lineRule="auto"/>
+        <w:ind w:firstLine="851"/>
+        <w:jc w:val="both"/>
+      </w:pPr>
+      <w:r>
+        <w:br w:type="page"/>
+      </w:r>
+    </w:p>
+    <w:p>
+      <w:pPr>
+        <w:ind w:firstLine="720"/>
+        <w:jc w:val="both"/>
+      </w:pPr>
+    </w:p>
+    <w:p>
+      <w:pPr>
+        <w:jc w:val="both"/>
+        <w:rPr>
+          <w:b/>
+          <w:bCs/>
+        </w:rPr>
+      </w:pPr>
+      <w:r>
+        <w:rPr>
+          <w:b/>
+          <w:bCs/>
+        </w:rPr>
+        <w:t xml:space="preserve">1.2. Sử dụng công cụ </w:t>
+      </w:r>
+      <w:r>
+        <w:rPr>
+          <w:b/>
+          <w:bCs/>
+        </w:rPr>
+        <w:t>instagantt</w:t>
+      </w:r>
+      <w:r>
+        <w:rPr>
+          <w:b/>
+          <w:bCs/>
+        </w:rPr>
+        <w:t>, để xây dựng lược đồ Gantt:</w:t>
+      </w:r>
+    </w:p>
+    <w:p>
+      <w:pPr>
+        <w:jc w:val="both"/>
+        <w:rPr>
+          <w:b/>
+          <w:bCs/>
+        </w:rPr>
+      </w:pPr>
+      <w:r>
+        <w:rPr>
+          <w:b/>
+          <w:bCs/>
+        </w:rPr>
+        <w:t>bảng phân rã công việc (WBS):</w:t>
+      </w:r>
+    </w:p>
+    <w:p>
+      <w:pPr>
+        <w:jc w:val="both"/>
+        <w:rPr>
+          <w:b/>
+          <w:bCs/>
+        </w:rPr>
+      </w:pPr>
+      <w:r>
+        <w:rPr>
+          <w:b/>
+          <w:bCs/>
+        </w:rPr>
+        <w:drawing>
+          <wp:inline distT="0" distB="0" distL="0" distR="0" wp14:anchorId="1E256272" wp14:editId="62F96FA4">
+            <wp:extent cx="5972175" cy="2908300"/>
+            <wp:effectExtent l="19050" t="19050" r="28575" b="25400"/>
+            <wp:docPr id="4" name="Picture 4"/>
+            <wp:cNvGraphicFramePr>
+              <a:graphicFrameLocks xmlns:a="http://schemas.openxmlformats.org/drawingml/2006/main" noChangeAspect="1"/>
+            </wp:cNvGraphicFramePr>
+            <a:graphic xmlns:a="http://schemas.openxmlformats.org/drawingml/2006/main">
+              <a:graphicData uri="http://schemas.openxmlformats.org/drawingml/2006/picture">
+                <pic:pic xmlns:pic="http://schemas.openxmlformats.org/drawingml/2006/picture">
+                  <pic:nvPicPr>
+                    <pic:cNvPr id="1" name=""/>
+                    <pic:cNvPicPr/>
+                  </pic:nvPicPr>
+                  <pic:blipFill>
+                    <a:blip r:embed="rId8"/>
+                    <a:stretch>
+                      <a:fillRect/>
+                    </a:stretch>
+                  </pic:blipFill>
+                  <pic:spPr>
+                    <a:xfrm>
+                      <a:off x="0" y="0"/>
+                      <a:ext cx="5972175" cy="2908300"/>
+                    </a:xfrm>
+                    <a:prstGeom prst="rect">
+                      <a:avLst/>
+                    </a:prstGeom>
+                    <a:ln>
+                      <a:solidFill>
+                        <a:schemeClr val="tx1"/>
+                      </a:solidFill>
+                    </a:ln>
+                  </pic:spPr>
+                </pic:pic>
+              </a:graphicData>
+            </a:graphic>
+          </wp:inline>
+        </w:drawing>
+      </w:r>
+      <w:r>
+        <w:rPr>
+          <w:b/>
+          <w:bCs/>
+        </w:rPr>
+        <w:br/>
+      </w:r>
+      <w:r>
+        <w:rPr>
+          <w:b/>
+          <w:bCs/>
+        </w:rPr>
+        <w:drawing>
+          <wp:inline distT="0" distB="0" distL="0" distR="0" wp14:anchorId="32FCCD1E" wp14:editId="58E3B92D">
+            <wp:extent cx="5972175" cy="2858135"/>
+            <wp:effectExtent l="19050" t="19050" r="28575" b="18415"/>
+            <wp:docPr id="5" name="Picture 5"/>
+            <wp:cNvGraphicFramePr>
+              <a:graphicFrameLocks xmlns:a="http://schemas.openxmlformats.org/drawingml/2006/main" noChangeAspect="1"/>
+            </wp:cNvGraphicFramePr>
+            <a:graphic xmlns:a="http://schemas.openxmlformats.org/drawingml/2006/main">
+              <a:graphicData uri="http://schemas.openxmlformats.org/drawingml/2006/picture">
+                <pic:pic xmlns:pic="http://schemas.openxmlformats.org/drawingml/2006/picture">
+                  <pic:nvPicPr>
+                    <pic:cNvPr id="1" name=""/>
+                    <pic:cNvPicPr/>
+                  </pic:nvPicPr>
+                  <pic:blipFill>
+                    <a:blip r:embed="rId9"/>
+                    <a:stretch>
+                      <a:fillRect/>
+                    </a:stretch>
+                  </pic:blipFill>
+                  <pic:spPr>
+                    <a:xfrm>
+                      <a:off x="0" y="0"/>
+                      <a:ext cx="5972175" cy="2858135"/>
+                    </a:xfrm>
+                    <a:prstGeom prst="rect">
+                      <a:avLst/>
+                    </a:prstGeom>
+                    <a:ln>
+                      <a:solidFill>
+                        <a:schemeClr val="tx1"/>
+                      </a:solidFill>
+                    </a:ln>
+                  </pic:spPr>
+                </pic:pic>
+              </a:graphicData>
+            </a:graphic>
+          </wp:inline>
+        </w:drawing>
+      </w:r>
+    </w:p>
+    <w:p>
+      <w:pPr>
+        <w:jc w:val="both"/>
+        <w:rPr>
+          <w:b/>
+          <w:bCs/>
+        </w:rPr>
+      </w:pPr>
+    </w:p>
+    <w:p>
+      <w:pPr>
+        <w:jc w:val="both"/>
+        <w:rPr>
+          <w:b/>
+          <w:bCs/>
+        </w:rPr>
+      </w:pPr>
+      <w:r>
+        <w:rPr>
+          <w:b/>
+          <w:bCs/>
+        </w:rPr>
+        <w:t>III. Bài tập áp dụng</w:t>
+      </w:r>
+    </w:p>
+    <w:p>
+      <w:pPr>
+        <w:jc w:val="both"/>
+        <w:rPr>
+          <w:b/>
+          <w:bCs/>
+        </w:rPr>
+      </w:pPr>
+      <w:r>
+        <w:rPr>
+          <w:b/>
+          <w:bCs/>
+        </w:rPr>
+        <w:t>Dựa vào bản phân rã WBS (Lab 8), sử dụng ít nhất 2 công cụ để xây dựng lược đồ Gantt</w:t>
+      </w:r>
+    </w:p>
+    <w:p>
+      <w:pPr>
+        <w:jc w:val="both"/>
+        <w:rPr>
+          <w:b/>
+          <w:bCs/>
+        </w:rPr>
+      </w:pPr>
+      <w:r>
+        <w:rPr>
+          <w:b/>
+          <w:bCs/>
+        </w:rPr>
+        <w:t>cho dự án của nhóm (TenMSSV_TenTomTatDuAn/Lab10_Gantt.docx)</w:t>
+      </w:r>
+    </w:p>
+    <w:p>
+      <w:pPr>
+        <w:jc w:val="both"/>
+        <w:rPr>
+          <w:b/>
+          <w:bCs/>
+        </w:rPr>
+      </w:pPr>
+    </w:p>
+    <w:p>
+      <w:pPr>
+        <w:jc w:val="both"/>
+        <w:rPr>
+          <w:b/>
+          <w:bCs/>
+        </w:rPr>
+      </w:pPr>
+      <w:r>
+        <w:rPr>
+          <w:b/>
+          <w:bCs/>
+        </w:rPr>
+        <w:t>Dùng Smartsheet:</w:t>
+      </w:r>
+    </w:p>
+    <w:p>
+      <w:pPr>
+        <w:jc w:val="both"/>
+        <w:rPr>
+          <w:b/>
+          <w:bCs/>
+          <w:lang w:val="vi-VN"/>
+        </w:rPr>
+      </w:pPr>
+      <w:r>
+        <w:rPr>
+          <w:noProof/>
+        </w:rPr>
         <w:lastRenderedPageBreak/>
-        <w:t>Chi tiết:</w:t>
-      </w:r>
-    </w:p>
-    <w:p>
-      <w:pPr>
-        <w:numPr>
-          <w:ilvl w:val="1"/>
-          <w:numId w:val="4"/>
-        </w:numPr>
-      </w:pPr>
-      <w:r>
-        <w:t>Điền Duration (ngày/tuần) theo WBS; kéo thanh Gantt để căn ngày Start/End.</w:t>
-      </w:r>
-    </w:p>
-    <w:p>
-      <w:pPr>
-        <w:numPr>
-          <w:ilvl w:val="1"/>
-          <w:numId w:val="4"/>
-        </w:numPr>
-      </w:pPr>
-      <w:r>
-        <w:t>Đặt Milestones cho các mốc (Kickoff, Beta, UAT, Release…).</w:t>
-      </w:r>
-    </w:p>
-    <w:p>
-      <w:pPr>
-        <w:numPr>
-          <w:ilvl w:val="1"/>
-          <w:numId w:val="4"/>
-        </w:numPr>
-      </w:pPr>
-      <w:r>
-        <w:t>Kiểm tra không trùng/thiếu ngày.</w:t>
-      </w:r>
-    </w:p>
-    <w:p>
-      <w:pPr>
-        <w:numPr>
-          <w:ilvl w:val="0"/>
-          <w:numId w:val="4"/>
-        </w:numPr>
-      </w:pPr>
-      <w:r>
-        <w:t xml:space="preserve">Ảnh chụp: </w:t>
-      </w:r>
-      <w:r>
-        <w:rPr>
-          <w:i/>
-          <w:iCs/>
-        </w:rPr>
-        <w:t>Hình 8 – Thanh Gantt sau khi set Duration/Start/End.</w:t>
-      </w:r>
-    </w:p>
-    <w:p>
-      <w:r>
-        <w:t>1.2.c. Tạo quan hệ phụ thuộc (Dependencies)</w:t>
-      </w:r>
-    </w:p>
-    <w:p>
-      <w:pPr>
-        <w:numPr>
-          <w:ilvl w:val="0"/>
-          <w:numId w:val="5"/>
-        </w:numPr>
-      </w:pPr>
-      <w:r>
-        <w:t>Tiêu đề: Liên kết phụ thuộc giữa các nhiệm vụ (FS, SS…).</w:t>
-      </w:r>
-    </w:p>
-    <w:p>
-      <w:pPr>
-        <w:numPr>
-          <w:ilvl w:val="0"/>
-          <w:numId w:val="5"/>
-        </w:numPr>
-      </w:pPr>
-      <w:r>
-        <w:t>Chi tiết:</w:t>
-      </w:r>
-    </w:p>
-    <w:p>
-      <w:pPr>
-        <w:numPr>
-          <w:ilvl w:val="1"/>
-          <w:numId w:val="5"/>
-        </w:numPr>
-      </w:pPr>
-      <w:r>
-        <w:t>Dùng link giữa task tiền nhiệm → hậu nhiệm; ưu tiên FS (Finish-to-Start).</w:t>
-      </w:r>
-    </w:p>
-    <w:p>
-      <w:pPr>
-        <w:numPr>
-          <w:ilvl w:val="1"/>
-          <w:numId w:val="5"/>
-        </w:numPr>
-      </w:pPr>
-      <w:r>
-        <w:t>Thêm lag/lead nếu cần (ví dụ +2d).</w:t>
-      </w:r>
-    </w:p>
-    <w:p>
-      <w:pPr>
-        <w:numPr>
-          <w:ilvl w:val="1"/>
-          <w:numId w:val="5"/>
-        </w:numPr>
-      </w:pPr>
-      <w:r>
-        <w:t>Kiểm tra chuỗi phụ thuộc không vòng lặp.</w:t>
-      </w:r>
-    </w:p>
-    <w:p>
-      <w:pPr>
-        <w:numPr>
-          <w:ilvl w:val="0"/>
-          <w:numId w:val="5"/>
-        </w:numPr>
-      </w:pPr>
-      <w:r>
-        <w:t xml:space="preserve">Ảnh chụp: </w:t>
-      </w:r>
-      <w:r>
-        <w:rPr>
-          <w:i/>
-          <w:iCs/>
-        </w:rPr>
-        <w:t>Hình 9 – Gantt có mũi tên phụ thuộc.</w:t>
-      </w:r>
-    </w:p>
-    <w:p>
-      <w:r>
-        <w:t>1.2.d. Phân bổ nguồn lực &amp; phần trăm hoàn thành</w:t>
-      </w:r>
-    </w:p>
-    <w:p>
-      <w:pPr>
-        <w:numPr>
-          <w:ilvl w:val="0"/>
-          <w:numId w:val="6"/>
-        </w:numPr>
-      </w:pPr>
-      <w:r>
-        <w:t>Tiêu đề: Gán người thực hiện và % hoàn thành minh họa.</w:t>
-      </w:r>
-    </w:p>
-    <w:p>
-      <w:pPr>
-        <w:numPr>
-          <w:ilvl w:val="0"/>
-          <w:numId w:val="6"/>
-        </w:numPr>
-      </w:pPr>
-      <w:r>
-        <w:t>Chi tiết:</w:t>
-      </w:r>
-    </w:p>
-    <w:p>
-      <w:pPr>
-        <w:numPr>
-          <w:ilvl w:val="1"/>
-          <w:numId w:val="6"/>
-        </w:numPr>
-      </w:pPr>
-      <w:r>
-        <w:t>Chọn Assignee cho từng task; đặt Progress % theo tình huống (ví dụ 0%, 30%, 60%).</w:t>
-      </w:r>
-    </w:p>
-    <w:p>
-      <w:pPr>
-        <w:numPr>
-          <w:ilvl w:val="1"/>
-          <w:numId w:val="6"/>
-        </w:numPr>
-      </w:pPr>
-      <w:r>
-        <w:t>Kiểm tra xung đột nguồn lực (nếu công cụ có workload).</w:t>
-      </w:r>
-    </w:p>
-    <w:p>
-      <w:pPr>
-        <w:numPr>
-          <w:ilvl w:val="1"/>
-          <w:numId w:val="6"/>
-        </w:numPr>
-      </w:pPr>
-      <w:r>
-        <w:t>Cập nhật ghi chú/labels nếu cần.</w:t>
-      </w:r>
-    </w:p>
-    <w:p>
-      <w:pPr>
-        <w:numPr>
-          <w:ilvl w:val="0"/>
-          <w:numId w:val="6"/>
-        </w:numPr>
-      </w:pPr>
-      <w:r>
-        <w:t xml:space="preserve">Ảnh chụp: </w:t>
-      </w:r>
-      <w:r>
-        <w:rPr>
-          <w:i/>
-          <w:iCs/>
-        </w:rPr>
-        <w:t>Hình 10 – Cột Assignee &amp; Progress hiển thị trên Gantt.</w:t>
-      </w:r>
-    </w:p>
-    <w:p>
-      <w:r>
-        <w:t>1.2.e. Đặt baseline (nếu công cụ hỗ trợ)</w:t>
-      </w:r>
-    </w:p>
-    <w:p>
-      <w:pPr>
-        <w:numPr>
-          <w:ilvl w:val="0"/>
-          <w:numId w:val="7"/>
-        </w:numPr>
-      </w:pPr>
-      <w:r>
-        <w:t>Tiêu đề: Tạo baseline để so sánh kế hoạch vs thực tế.</w:t>
-      </w:r>
-    </w:p>
-    <w:p>
-      <w:pPr>
-        <w:numPr>
-          <w:ilvl w:val="0"/>
-          <w:numId w:val="7"/>
-        </w:numPr>
-      </w:pPr>
-      <w:r>
-        <w:t>Chi tiết:</w:t>
-      </w:r>
-    </w:p>
-    <w:p>
-      <w:pPr>
-        <w:numPr>
-          <w:ilvl w:val="1"/>
-          <w:numId w:val="7"/>
-        </w:numPr>
-      </w:pPr>
-      <w:r>
-        <w:t>Lưu Baseline sau khi chốt kế hoạch.</w:t>
-      </w:r>
-    </w:p>
-    <w:p>
-      <w:pPr>
-        <w:numPr>
-          <w:ilvl w:val="1"/>
-          <w:numId w:val="7"/>
-        </w:numPr>
-      </w:pPr>
-      <w:r>
-        <w:t>Sau này cập nhật thực tế để so sánh chênh lệch.</w:t>
-      </w:r>
-    </w:p>
-    <w:p>
-      <w:pPr>
-        <w:numPr>
-          <w:ilvl w:val="1"/>
-          <w:numId w:val="7"/>
-        </w:numPr>
-      </w:pPr>
-      <w:r>
-        <w:t>Ghi nhận khác biệt lớn ở các mốc chính.</w:t>
-      </w:r>
-    </w:p>
-    <w:p>
-      <w:pPr>
-        <w:numPr>
-          <w:ilvl w:val="0"/>
-          <w:numId w:val="7"/>
-        </w:numPr>
-      </w:pPr>
-      <w:r>
-        <w:t xml:space="preserve">Ảnh chụp: </w:t>
-      </w:r>
-      <w:r>
-        <w:rPr>
-          <w:i/>
-          <w:iCs/>
-        </w:rPr>
-        <w:t>Hình 11 – Gantt hiển thị baseline (nếu có).</w:t>
-      </w:r>
-    </w:p>
-    <w:p>
-      <w:r>
-        <w:t>1.2.f. Xuất báo cáo/ảnh để nộp bài</w:t>
-      </w:r>
-    </w:p>
-    <w:p>
-      <w:pPr>
-        <w:numPr>
-          <w:ilvl w:val="0"/>
-          <w:numId w:val="8"/>
-        </w:numPr>
-      </w:pPr>
-      <w:r>
-        <w:t>Tiêu đề: Xuất hình/PDF của lược đồ Gantt.</w:t>
-      </w:r>
-    </w:p>
-    <w:p>
-      <w:pPr>
-        <w:numPr>
-          <w:ilvl w:val="0"/>
-          <w:numId w:val="8"/>
-        </w:numPr>
-      </w:pPr>
-      <w:r>
-        <w:t>Chi tiết:</w:t>
-      </w:r>
-    </w:p>
-    <w:p>
-      <w:pPr>
-        <w:numPr>
-          <w:ilvl w:val="1"/>
-          <w:numId w:val="8"/>
-        </w:numPr>
-      </w:pPr>
-      <w:r>
-        <w:t>Dùng Export/Print → PNG/PDF; chọn khung thời gian đủ toàn dự án.</w:t>
-      </w:r>
-    </w:p>
-    <w:p>
-      <w:pPr>
-        <w:numPr>
-          <w:ilvl w:val="1"/>
-          <w:numId w:val="8"/>
-        </w:numPr>
-      </w:pPr>
-      <w:r>
-        <w:t>Lưu file ảnh để chèn vào Word.</w:t>
-      </w:r>
-    </w:p>
-    <w:p>
-      <w:pPr>
-        <w:numPr>
-          <w:ilvl w:val="1"/>
-          <w:numId w:val="8"/>
-        </w:numPr>
-      </w:pPr>
-      <w:r>
-        <w:t xml:space="preserve">Đặt tên file ảnh theo quy ước: </w:t>
-      </w:r>
-      <w:r>
-        <w:rPr>
-          <w:i/>
-          <w:iCs/>
-        </w:rPr>
-        <w:t>Hinh_Gantt_&lt;MSSV&gt;_&lt;CôngCụ&gt;.png</w:t>
-      </w:r>
-      <w:r>
-        <w:t>.</w:t>
-      </w:r>
-    </w:p>
-    <w:p>
-      <w:pPr>
-        <w:numPr>
-          <w:ilvl w:val="0"/>
-          <w:numId w:val="8"/>
-        </w:numPr>
-      </w:pPr>
-      <w:r>
-        <w:t xml:space="preserve">Ảnh chụp: </w:t>
-      </w:r>
-      <w:r>
-        <w:rPr>
-          <w:i/>
-          <w:iCs/>
-        </w:rPr>
-        <w:t>Hình 12 – Hộp thoại Export; Hình 13 – File ảnh Gantt đã xuất.</w:t>
-      </w:r>
-    </w:p>
-    <w:p>
-      <w:r>
-        <w:pict w14:anchorId="2C36ADF8">
-          <v:rect id="_x0000_i1038" style="width:0;height:1.5pt" o:hralign="center" o:hrstd="t" o:hr="t" fillcolor="#a0a0a0" stroked="f"/>
-        </w:pict>
-      </w:r>
-    </w:p>
-    <w:p>
-      <w:r>
-        <w:t>1.3. (ÁP DỤNG) Xây dựng sơ đồ Gantt cho dự án nhóm của bạn</w:t>
-      </w:r>
-    </w:p>
-    <w:p>
-      <w:pPr>
-        <w:numPr>
-          <w:ilvl w:val="0"/>
-          <w:numId w:val="9"/>
-        </w:numPr>
-      </w:pPr>
-      <w:r>
-        <w:t>Tiêu đề: Tạo Gantt cho dự án nhóm dựa trên WBS nhóm (Lab 8).</w:t>
-      </w:r>
-    </w:p>
-    <w:p>
-      <w:pPr>
-        <w:numPr>
-          <w:ilvl w:val="0"/>
-          <w:numId w:val="9"/>
-        </w:numPr>
-      </w:pPr>
-      <w:r>
-        <w:t>Chi tiết:</w:t>
-      </w:r>
-    </w:p>
-    <w:p>
-      <w:pPr>
-        <w:numPr>
-          <w:ilvl w:val="1"/>
-          <w:numId w:val="9"/>
-        </w:numPr>
-      </w:pPr>
-      <w:r>
-        <w:t>Lặp lại các bước 1.2.a → 1.2.f với WBS của nhóm.</w:t>
-      </w:r>
-    </w:p>
-    <w:p>
-      <w:pPr>
-        <w:numPr>
-          <w:ilvl w:val="1"/>
-          <w:numId w:val="9"/>
-        </w:numPr>
-      </w:pPr>
-      <w:r>
-        <w:t>Ghi rõ công cụ đã dùng, ngày thực hiện, thành viên phụ trách.</w:t>
-      </w:r>
-    </w:p>
-    <w:p>
-      <w:pPr>
-        <w:numPr>
-          <w:ilvl w:val="1"/>
-          <w:numId w:val="9"/>
-        </w:numPr>
-      </w:pPr>
-      <w:r>
-        <w:t>Chèn ảnh Gantt hoàn chỉnh và nêu ngắn gọn nhận xét (3–5 dòng).</w:t>
-      </w:r>
-    </w:p>
-    <w:p>
-      <w:pPr>
-        <w:numPr>
-          <w:ilvl w:val="0"/>
-          <w:numId w:val="9"/>
-        </w:numPr>
-      </w:pPr>
-      <w:r>
-        <w:t xml:space="preserve">Ảnh chụp: </w:t>
-      </w:r>
-      <w:r>
-        <w:rPr>
-          <w:i/>
-          <w:iCs/>
-        </w:rPr>
-        <w:t>Hình 14 – Gantt dự án nhóm (toàn màn hình).</w:t>
-      </w:r>
-    </w:p>
-    <w:p/>
+        <w:drawing>
+          <wp:inline distT="0" distB="0" distL="0" distR="0" wp14:anchorId="13C1B7EE" wp14:editId="38A9D684">
+            <wp:extent cx="5972175" cy="4181475"/>
+            <wp:effectExtent l="19050" t="19050" r="28575" b="28575"/>
+            <wp:docPr id="6" name="Picture 6"/>
+            <wp:cNvGraphicFramePr>
+              <a:graphicFrameLocks xmlns:a="http://schemas.openxmlformats.org/drawingml/2006/main" noChangeAspect="1"/>
+            </wp:cNvGraphicFramePr>
+            <a:graphic xmlns:a="http://schemas.openxmlformats.org/drawingml/2006/main">
+              <a:graphicData uri="http://schemas.openxmlformats.org/drawingml/2006/picture">
+                <pic:pic xmlns:pic="http://schemas.openxmlformats.org/drawingml/2006/picture">
+                  <pic:nvPicPr>
+                    <pic:cNvPr id="4" name="Picture 4"/>
+                    <pic:cNvPicPr>
+                      <a:picLocks noChangeAspect="1"/>
+                    </pic:cNvPicPr>
+                  </pic:nvPicPr>
+                  <pic:blipFill>
+                    <a:blip r:embed="rId10"/>
+                    <a:stretch>
+                      <a:fillRect/>
+                    </a:stretch>
+                  </pic:blipFill>
+                  <pic:spPr>
+                    <a:xfrm>
+                      <a:off x="0" y="0"/>
+                      <a:ext cx="5972175" cy="4181475"/>
+                    </a:xfrm>
+                    <a:prstGeom prst="rect">
+                      <a:avLst/>
+                    </a:prstGeom>
+                    <a:ln>
+                      <a:solidFill>
+                        <a:schemeClr val="tx1"/>
+                      </a:solidFill>
+                    </a:ln>
+                  </pic:spPr>
+                </pic:pic>
+              </a:graphicData>
+            </a:graphic>
+          </wp:inline>
+        </w:drawing>
+      </w:r>
+      <w:r>
+        <w:rPr>
+          <w:b/>
+          <w:bCs/>
+        </w:rPr>
+        <w:br/>
+      </w:r>
+      <w:r>
+        <w:rPr>
+          <w:b/>
+          <w:bCs/>
+          <w:lang w:val="vi-VN"/>
+        </w:rPr>
+        <w:t>Dùng Wrike:</w:t>
+      </w:r>
+    </w:p>
+    <w:p>
+      <w:pPr>
+        <w:jc w:val="both"/>
+        <w:rPr>
+          <w:b/>
+          <w:bCs/>
+        </w:rPr>
+      </w:pPr>
+      <w:r>
+        <w:rPr>
+          <w:noProof/>
+        </w:rPr>
+        <w:drawing>
+          <wp:inline distT="0" distB="0" distL="0" distR="0" wp14:anchorId="1A93A529" wp14:editId="065FB758">
+            <wp:extent cx="5972175" cy="3851275"/>
+            <wp:effectExtent l="0" t="0" r="9525" b="0"/>
+            <wp:docPr id="7" name="Picture 7"/>
+            <wp:cNvGraphicFramePr>
+              <a:graphicFrameLocks xmlns:a="http://schemas.openxmlformats.org/drawingml/2006/main" noChangeAspect="1"/>
+            </wp:cNvGraphicFramePr>
+            <a:graphic xmlns:a="http://schemas.openxmlformats.org/drawingml/2006/main">
+              <a:graphicData uri="http://schemas.openxmlformats.org/drawingml/2006/picture">
+                <pic:pic xmlns:pic="http://schemas.openxmlformats.org/drawingml/2006/picture">
+                  <pic:nvPicPr>
+                    <pic:cNvPr id="1" name=""/>
+                    <pic:cNvPicPr/>
+                  </pic:nvPicPr>
+                  <pic:blipFill>
+                    <a:blip r:embed="rId11"/>
+                    <a:stretch>
+                      <a:fillRect/>
+                    </a:stretch>
+                  </pic:blipFill>
+                  <pic:spPr>
+                    <a:xfrm>
+                      <a:off x="0" y="0"/>
+                      <a:ext cx="5972175" cy="3851275"/>
+                    </a:xfrm>
+                    <a:prstGeom prst="rect">
+                      <a:avLst/>
+                    </a:prstGeom>
+                  </pic:spPr>
+                </pic:pic>
+              </a:graphicData>
+            </a:graphic>
+          </wp:inline>
+        </w:drawing>
+      </w:r>
+    </w:p>
+    <w:p>
+      <w:pPr>
+        <w:jc w:val="both"/>
+        <w:rPr>
+          <w:b/>
+          <w:bCs/>
+        </w:rPr>
+      </w:pPr>
+      <w:r>
+        <w:rPr>
+          <w:noProof/>
+        </w:rPr>
+        <w:lastRenderedPageBreak/>
+        <w:drawing>
+          <wp:inline distT="0" distB="0" distL="0" distR="0" wp14:anchorId="63526ADD" wp14:editId="33695D98">
+            <wp:extent cx="5972175" cy="3477260"/>
+            <wp:effectExtent l="0" t="0" r="9525" b="8890"/>
+            <wp:docPr id="8" name="Picture 8"/>
+            <wp:cNvGraphicFramePr>
+              <a:graphicFrameLocks xmlns:a="http://schemas.openxmlformats.org/drawingml/2006/main" noChangeAspect="1"/>
+            </wp:cNvGraphicFramePr>
+            <a:graphic xmlns:a="http://schemas.openxmlformats.org/drawingml/2006/main">
+              <a:graphicData uri="http://schemas.openxmlformats.org/drawingml/2006/picture">
+                <pic:pic xmlns:pic="http://schemas.openxmlformats.org/drawingml/2006/picture">
+                  <pic:nvPicPr>
+                    <pic:cNvPr id="1" name=""/>
+                    <pic:cNvPicPr/>
+                  </pic:nvPicPr>
+                  <pic:blipFill>
+                    <a:blip r:embed="rId12"/>
+                    <a:stretch>
+                      <a:fillRect/>
+                    </a:stretch>
+                  </pic:blipFill>
+                  <pic:spPr>
+                    <a:xfrm>
+                      <a:off x="0" y="0"/>
+                      <a:ext cx="5972175" cy="3477260"/>
+                    </a:xfrm>
+                    <a:prstGeom prst="rect">
+                      <a:avLst/>
+                    </a:prstGeom>
+                  </pic:spPr>
+                </pic:pic>
+              </a:graphicData>
+            </a:graphic>
+          </wp:inline>
+        </w:drawing>
+      </w:r>
+    </w:p>
+    <w:p>
+      <w:pPr>
+        <w:jc w:val="both"/>
+        <w:rPr>
+          <w:b/>
+          <w:bCs/>
+        </w:rPr>
+      </w:pPr>
+      <w:r>
+        <w:rPr>
+          <w:noProof/>
+        </w:rPr>
+        <w:drawing>
+          <wp:inline distT="0" distB="0" distL="0" distR="0" wp14:anchorId="2DE79EB8" wp14:editId="13467972">
+            <wp:extent cx="5972175" cy="1651635"/>
+            <wp:effectExtent l="0" t="0" r="9525" b="5715"/>
+            <wp:docPr id="9" name="Picture 9"/>
+            <wp:cNvGraphicFramePr>
+              <a:graphicFrameLocks xmlns:a="http://schemas.openxmlformats.org/drawingml/2006/main" noChangeAspect="1"/>
+            </wp:cNvGraphicFramePr>
+            <a:graphic xmlns:a="http://schemas.openxmlformats.org/drawingml/2006/main">
+              <a:graphicData uri="http://schemas.openxmlformats.org/drawingml/2006/picture">
+                <pic:pic xmlns:pic="http://schemas.openxmlformats.org/drawingml/2006/picture">
+                  <pic:nvPicPr>
+                    <pic:cNvPr id="1" name=""/>
+                    <pic:cNvPicPr/>
+                  </pic:nvPicPr>
+                  <pic:blipFill>
+                    <a:blip r:embed="rId13"/>
+                    <a:stretch>
+                      <a:fillRect/>
+                    </a:stretch>
+                  </pic:blipFill>
+                  <pic:spPr>
+                    <a:xfrm>
+                      <a:off x="0" y="0"/>
+                      <a:ext cx="5972175" cy="1651635"/>
+                    </a:xfrm>
+                    <a:prstGeom prst="rect">
+                      <a:avLst/>
+                    </a:prstGeom>
+                  </pic:spPr>
+                </pic:pic>
+              </a:graphicData>
+            </a:graphic>
+          </wp:inline>
+        </w:drawing>
+      </w:r>
+    </w:p>
     <w:sectPr>
       <w:type w:val="continuous"/>
       <w:pgSz w:w="12240" w:h="15840" w:code="1"/>
@@ -2343,6 +2537,7 @@
   <w:style w:type="paragraph" w:default="1" w:styleId="Normal">
     <w:name w:val="Normal"/>
     <w:qFormat/>
+    <w:rsid w:val="00ED52E9"/>
     <w:pPr>
       <w:spacing w:line="240" w:lineRule="auto"/>
       <w:ind w:firstLine="0"/>
